--- a/az/discovery-articles/1.14 Şüşə istehsalı.docx
+++ b/az/discovery-articles/1.14 Şüşə istehsalı.docx
@@ -4,527 +4,350 @@
   <w:body>
     <w:p>
       <w:pPr>
-        <w:keepNext/>
-        <w:spacing w:before="280" w:after="120"/>
+        <w:pStyle w:val="Title"/>
+        <w:widowControl/>
       </w:pPr>
       <w:r>
-        <w:rPr>
-          <w:rFonts w:ascii="Calibri" w:hAnsi="Calibri" w:eastAsia="Calibri"/>
-          <w:b/>
-          <w:i w:val="0"/>
-          <w:color w:val="004E8C"/>
-          <w:sz w:val="44"/>
-        </w:rPr>
         <w:t>1.14 Şüşə istehsalı</w:t>
       </w:r>
     </w:p>
     <w:p>
       <w:pPr>
-        <w:spacing w:after="80"/>
+        <w:keepNext/>
+        <w:widowControl/>
       </w:pPr>
       <w:r>
         <w:rPr>
-          <w:rFonts w:ascii="Calibri" w:hAnsi="Calibri" w:eastAsia="Calibri"/>
-          <w:b w:val="0"/>
-          <w:i/>
-          <w:color w:val="505050"/>
-          <w:sz w:val="22"/>
+          <w:sz w:val="20"/>
         </w:rPr>
-        <w:t>1. Sivilizasiyanın təməlləri</w:t>
-      </w:r>
-    </w:p>
-    <w:p>
-      <w:pPr>
-        <w:spacing w:after="200"/>
-      </w:pPr>
-      <w:r>
-        <w:rPr>
-          <w:rFonts w:ascii="Calibri" w:hAnsi="Calibri" w:eastAsia="Calibri"/>
-          <w:b w:val="0"/>
-          <w:i/>
-          <w:sz w:val="22"/>
-        </w:rPr>
-        <w:t>Dövr: e.ə. III–II minilliklər (Yaxın Şərqdə muncuq və qablar); sonralar Roma dövrünün üfürmə şüşəsi; orta əsrlərdən müasir sənayeyə qədər | Əsas ustalar və mərkəzlər: Mesopotamiya və Misir şüşəçiləri; Roma dövrünün şüşəüfürənləri; sonrakı Venesiya ustaları və sənaye istehsalçıları</w:t>
-      </w:r>
-    </w:p>
-    <w:p>
-      <w:pPr>
-        <w:spacing w:after="160" w:line="276" w:lineRule="auto"/>
-      </w:pPr>
-      <w:r>
-        <w:rPr>
-          <w:rFonts w:ascii="Calibri" w:hAnsi="Calibri" w:eastAsia="Calibri"/>
-          <w:b w:val="0"/>
-          <w:i w:val="0"/>
-          <w:sz w:val="22"/>
-        </w:rPr>
-        <w:t>Şüşə əsasən qum, soda və əhəng qarışığının yüksək temperaturda əridilib soyudulması ilə alınır. Şəffaf, formaya salına bilən və kimyəvi təsirlərə davamlı bu material qabların, pəncərələrin, optik cihazların və müasir ekranların hazırlanmasını mümkün etdi.</w:t>
+        <w:t>1 Sivilizasiyanın təməlləri</w:t>
       </w:r>
     </w:p>
     <w:p>
       <w:pPr>
         <w:keepNext/>
-        <w:spacing w:before="240" w:after="120"/>
+        <w:widowControl/>
       </w:pPr>
       <w:r>
         <w:rPr>
-          <w:rFonts w:ascii="Calibri" w:hAnsi="Calibri" w:eastAsia="Calibri"/>
-          <w:b/>
-          <w:i w:val="0"/>
-          <w:color w:val="004E8C"/>
-          <w:sz w:val="28"/>
+          <w:sz w:val="20"/>
         </w:rPr>
-        <w:t>Əsas faktlar</w:t>
+        <w:t>Dövr: e.ə. III–II minilliklər (Yaxın Şərqdə muncuq və qablar); sonralar Roma üfürmə şüşəsi; orta əsrlərdən müasir sənayeyə | Əsas iştirakçılar: Mesopotamiya və Misir ustaları, Roma şüşəüfürənləri, Venesiya və sonrakı sənaye istehsalçıları</w:t>
+      </w:r>
+    </w:p>
+    <w:p>
+      <w:pPr>
+        <w:widowControl/>
+      </w:pPr>
+      <w:r>
+        <w:t>Şüşə istehsalında qum əriməni asanlaşdıran maddələrlə birlikdə qızdırılıb əridilir, sonra soyuyaraq şəffaf bərk materiala çevrilir. Muncuq və bahalı qədəhlərdən pəncərələrə, linzalara və butulkalara uzanan bu inkişaf işıqdan istifadəni, saxlama üsullarını və elmi dəyişdi.</w:t>
+      </w:r>
+    </w:p>
+    <w:p>
+      <w:pPr>
+        <w:pStyle w:val="Heading1"/>
+        <w:widowControl/>
+      </w:pPr>
+      <w:r>
+        <w:t>Əsas məlumatlar</w:t>
       </w:r>
     </w:p>
     <w:p>
       <w:pPr>
         <w:pStyle w:val="ListBullet"/>
+        <w:widowControl/>
       </w:pPr>
       <w:r>
-        <w:rPr>
-          <w:rFonts w:ascii="Calibri" w:hAnsi="Calibri" w:eastAsia="Calibri"/>
-          <w:b w:val="0"/>
-          <w:i w:val="0"/>
-          <w:sz w:val="22"/>
-        </w:rPr>
-        <w:t>Yaxın Şərqdə ilk şüşə muncuqlar və kiçik qablar e.ə. II minillikdə meydana gəlib</w:t>
+        <w:t>Yaxın Şərqdə e.ə. II minilliyədək ilk şüşə muncuqlar və kiçik qablar görünür.</w:t>
       </w:r>
     </w:p>
     <w:p>
       <w:pPr>
         <w:pStyle w:val="ListBullet"/>
+        <w:widowControl/>
       </w:pPr>
       <w:r>
-        <w:rPr>
-          <w:rFonts w:ascii="Calibri" w:hAnsi="Calibri" w:eastAsia="Calibri"/>
-          <w:b w:val="0"/>
-          <w:i w:val="0"/>
-          <w:sz w:val="22"/>
-        </w:rPr>
-        <w:t>Ehtimal ki, Levant və Roma dünyasında yaranan şüşəüfürmə üsulu nazik qabların daha tez və ucuz hazırlanmasına imkan verib</w:t>
+        <w:t>Ehtimalən Levant–Roma dünyasında yaranan şüşəüfürmə nazik qabları daha sürətli və ucuz hazırlamağa imkan verdi.</w:t>
       </w:r>
     </w:p>
     <w:p>
       <w:pPr>
         <w:pStyle w:val="ListBullet"/>
+        <w:widowControl/>
       </w:pPr>
       <w:r>
-        <w:rPr>
-          <w:rFonts w:ascii="Calibri" w:hAnsi="Calibri" w:eastAsia="Calibri"/>
-          <w:b w:val="0"/>
-          <w:i w:val="0"/>
-          <w:sz w:val="22"/>
-        </w:rPr>
-        <w:t>Orta əsr və Venesiya emalatxanaları şüşənin şəffaflığını, rəngləndirilməsini və dəbdəbəli məmulat istehsalını təkmilləşdirib</w:t>
+        <w:t>Orta əsr və Venesiya emalatxanaları şəffaflığı, rəngi və bahalı şüşə məmulatlarını təkmilləşdirdilər.</w:t>
       </w:r>
     </w:p>
     <w:p>
       <w:pPr>
         <w:pStyle w:val="ListBullet"/>
+        <w:widowControl/>
       </w:pPr>
       <w:r>
-        <w:rPr>
-          <w:rFonts w:ascii="Calibri" w:hAnsi="Calibri" w:eastAsia="Calibri"/>
-          <w:b w:val="0"/>
-          <w:i w:val="0"/>
-          <w:sz w:val="22"/>
-        </w:rPr>
-        <w:t>Yastı pəncərə şüşəsi sonralar yalnız daş və ağacdan tikilən qaranlıq otaqları işıqlandırıb</w:t>
+        <w:t>Yastı pəncərə şüşəsi daş və ağac divarların qaranlıq saxladığı otaqları işıqlandırdı.</w:t>
       </w:r>
     </w:p>
     <w:p>
       <w:pPr>
         <w:pStyle w:val="ListBullet"/>
+        <w:widowControl/>
       </w:pPr>
       <w:r>
-        <w:rPr>
-          <w:rFonts w:ascii="Calibri" w:hAnsi="Calibri" w:eastAsia="Calibri"/>
-          <w:b w:val="0"/>
-          <w:i w:val="0"/>
-          <w:sz w:val="22"/>
-        </w:rPr>
-        <w:t>Optik şüşə mikroskopların, teleskopların və müasir ekranların yaranmasına imkan verib</w:t>
+        <w:t>Optik şüşə mikroskoplara, teleskoplara və müasir ekranlara yol açdı.</w:t>
       </w:r>
     </w:p>
     <w:p>
       <w:pPr>
-        <w:keepNext/>
-        <w:spacing w:before="240" w:after="120"/>
+        <w:pStyle w:val="Heading1"/>
+        <w:widowControl/>
       </w:pPr>
       <w:r>
-        <w:rPr>
-          <w:rFonts w:ascii="Calibri" w:hAnsi="Calibri" w:eastAsia="Calibri"/>
-          <w:b/>
-          <w:i w:val="0"/>
-          <w:color w:val="004E8C"/>
-          <w:sz w:val="28"/>
-        </w:rPr>
-        <w:t>Bu nədir və necə işləyir?</w:t>
+        <w:t>Bu nədir</w:t>
       </w:r>
     </w:p>
     <w:p>
       <w:pPr>
-        <w:spacing w:after="160" w:line="276" w:lineRule="auto"/>
+        <w:widowControl/>
       </w:pPr>
       <w:r>
-        <w:rPr>
-          <w:rFonts w:ascii="Calibri" w:hAnsi="Calibri" w:eastAsia="Calibri"/>
-          <w:b w:val="0"/>
-          <w:i w:val="0"/>
-          <w:sz w:val="22"/>
-        </w:rPr>
-        <w:t>Şüşə istehsalında silisium-dioksidlə zəngin qum soda və ya başqa əridici qatqılarla birlikdə əriyənədək qızdırılır, sonra maye kütləyə forma verilir və o, soyuyaraq kövrək, çox vaxt şəffaf bərk materiala çevrilir. Muncuq, butulka, pəncərə şüşəsi və linza eyni soyudulmuş ərintinin müxtəlif formalarıdır. Keramikadan fərqli olaraq, şüşəyə üfürmə üsulu ilə nazik divarlı forma vermək və onu işığı aydın keçirəcək dərəcədə saflaşdırmaq mümkündür. Sadə dillə desək, insanlar qumu maye saxlayan və gözümüzə dünyanı çərçivələyən materiala çevirməyi öyrəndilər.</w:t>
+        <w:t>Şüşə istehsalı silisium-dioksidlə zəngin qumu soda və ya əriməni asanlaşdıran başqa maddələrlə qızdırmaq, alınan mayeni kövrək və çox vaxt şəffaf bərk cismə çevrilməzdən əvvəl formaya salmaqdır. Muncuqlar, butulkalar, pəncərə şüşələri və linzalar bu ərintinin müxtəlif formalarıdır. Keramikadan fərqli olaraq şüşəni üfürüb nazikdivarlı qab almaq, tərkibini təmizləyərək işığı yaxşı keçirməsini təmin etmək olur. Beləcə, qum maye saxlayan və dünyanı görməyə kömək edən materiala çevrilir.</w:t>
       </w:r>
     </w:p>
     <w:p>
       <w:pPr>
-        <w:keepNext/>
-        <w:spacing w:before="240" w:after="120"/>
+        <w:pStyle w:val="Heading1"/>
+        <w:widowControl/>
       </w:pPr>
       <w:r>
-        <w:rPr>
-          <w:rFonts w:ascii="Calibri" w:hAnsi="Calibri" w:eastAsia="Calibri"/>
-          <w:b/>
-          <w:i w:val="0"/>
-          <w:color w:val="004E8C"/>
-          <w:sz w:val="28"/>
-        </w:rPr>
-        <w:t>Kim kəşf və ya ixtira edib?</w:t>
+        <w:t>Kim kəşf edib və ya yaradıb</w:t>
       </w:r>
     </w:p>
     <w:p>
       <w:pPr>
-        <w:spacing w:after="160" w:line="276" w:lineRule="auto"/>
+        <w:widowControl/>
       </w:pPr>
       <w:r>
-        <w:rPr>
-          <w:rFonts w:ascii="Calibri" w:hAnsi="Calibri" w:eastAsia="Calibri"/>
-          <w:b w:val="0"/>
-          <w:i w:val="0"/>
-          <w:sz w:val="22"/>
-        </w:rPr>
-        <w:t>Şüşənin vahid bir ixtiraçısı yoxdur. Mesopotamiya və Misir emalatxanalarında erkən muncuqlar və özək üzərində formalaşdırılan qablar hazırlanırdı; reseptlər ustalarla birlikdə bir bölgədən digərinə yayılırdı. Şüşəüfürmə təxminən e.ə. I əsrdə Aralıq dənizinin şərqində meydana gəldi və Roma hakimiyyəti dövründə geniş yayıldı. Sonralar Venesiya, Bohemiya və sənaye dövrünün istehsalçıları şüşənin saflığını artırdı, kütləvi istehsal üsulları yaratdı. Məşhur şirkətlər xeyli gec yarandı; əsas bilikləri əsrlərlə adları unudulmuş soba ustaları daşıdı.</w:t>
+        <w:t>Şüşənin tək bir ixtiraçısı yoxdur. Mesopotamiya və Misir emalatxanaları ilk muncuqları və özək ətrafında formalaşdırılan qabları hazırlayırdı; üsullar ustalarla birlikdə yayılırdı. Şüşəüfürmə təxminən e.ə. I əsrdə Şərqi Aralıq dənizində yarandı və Roma dövründə yayıldı. Sonralar Venesiya, Bohemiya və sənaye ustaları materialın saflığını və istehsal həcmini artırdılar. Məşhur şirkətlər çox sonralar yarandı; əvvəlki bilikləri adı bilinməyən soba ustaları qoruyurdu.</w:t>
       </w:r>
     </w:p>
     <w:p>
       <w:pPr>
-        <w:keepNext/>
-        <w:spacing w:before="240" w:after="120"/>
+        <w:pStyle w:val="Heading1"/>
+        <w:widowControl/>
       </w:pPr>
       <w:r>
-        <w:rPr>
-          <w:rFonts w:ascii="Calibri" w:hAnsi="Calibri" w:eastAsia="Calibri"/>
-          <w:b/>
-          <w:i w:val="0"/>
-          <w:color w:val="004E8C"/>
-          <w:sz w:val="28"/>
-        </w:rPr>
-        <w:t>Nə vaxt və necə yaranıb?</w:t>
+        <w:t>Nə vaxt və necə yaranıb</w:t>
       </w:r>
     </w:p>
     <w:p>
       <w:pPr>
-        <w:spacing w:after="160" w:line="276" w:lineRule="auto"/>
+        <w:widowControl/>
       </w:pPr>
       <w:r>
-        <w:rPr>
-          <w:rFonts w:ascii="Calibri" w:hAnsi="Calibri" w:eastAsia="Calibri"/>
-          <w:b w:val="0"/>
-          <w:i w:val="0"/>
-          <w:sz w:val="22"/>
-        </w:rPr>
-        <w:t>E.ə. II minilliyin ortalarında Yaxın Şərqdə yüksək təbəqə üçün hazırlanmış şüşə əşyalar artıq dövriyyədə idi. Roma dövründə üfürmə üsulu ilə hazırlanan süfrə qabları daha geniş yayıldı. Orta əsrlər Avropasında və islam dünyasında soba ənənələri davam etdirildi; sonralar Murano şəffaf şüşəsi ilə şöhrət qazandı. Müasir dövrdə val üsulu və float texnologiyası binaları böyük pəncərə şüşələri ilə təmin etdi. Hər mərhələdə yanacaq, odadavamlı gil və şüşədəki qabarcıqlarla rəngə dəqiq nəzarət tələb olunurdu.</w:t>
+        <w:t>E.ə. II minilliyin ortalarında Yaxın Şərqdə bahalı şüşə əşyalar dövriyyədə idi. Roma əsrlərində üfürmə süfrə qabları daha çox yayıldı. Orta əsr Avropası və İslam dünyası soba ənənələrini davam etdirdi; Murano sonralar şəffaf şüşəsi ilə tanındı. Müasir sənayedə yayma və ərimiş metal səthində şüşə təbəqəsi alma üsulları binaları pəncərə şüşəsi ilə təmin etdi. Hər addım yanacaq, odadavamlı gil, qabarcıqlara və rəngə nəzarət tələb edirdi.</w:t>
       </w:r>
     </w:p>
     <w:p>
       <w:pPr>
-        <w:keepNext/>
-        <w:spacing w:before="240" w:after="120"/>
+        <w:pStyle w:val="Heading1"/>
+        <w:widowControl/>
       </w:pPr>
       <w:r>
-        <w:rPr>
-          <w:rFonts w:ascii="Calibri" w:hAnsi="Calibri" w:eastAsia="Calibri"/>
-          <w:b/>
-          <w:i w:val="0"/>
-          <w:color w:val="004E8C"/>
-          <w:sz w:val="28"/>
-        </w:rPr>
-        <w:t>Elmi əhəmiyyəti</w:t>
+        <w:t>Elm üçün əhəmiyyəti</w:t>
       </w:r>
     </w:p>
     <w:p>
       <w:pPr>
-        <w:spacing w:after="160" w:line="276" w:lineRule="auto"/>
+        <w:widowControl/>
       </w:pPr>
       <w:r>
-        <w:rPr>
-          <w:rFonts w:ascii="Calibri" w:hAnsi="Calibri" w:eastAsia="Calibri"/>
-          <w:b w:val="0"/>
-          <w:i w:val="0"/>
-          <w:sz w:val="22"/>
-        </w:rPr>
-        <w:t>Şüşə amorf silisium əsasında material kimyasının praktik nümunəsidir: özlülük, tavlama və qatışıqlar onun möhkəmliyini və şəffaflığını müəyyənləşdirir. Şəffaf qablar kimyaçılara reaksiyaları gözlə izləməyə, optik şüşə isə cihazlarda işığı sındırmağa imkan verdi. Sonralar spektroskopiya, fotoqrafiya və elektronika dəqiq idarə olunan tərkiblər tələb etdi. Materialşünaslıq elmi yaranmazdan çox əvvəl şüşə sobaları ustalara alovun rənginə görə temperaturu və əridici qatqıların düzgün nisbətini müəyyənləşdirməyi öyrətmişdi.</w:t>
+        <w:t>Şüşə silisium əsaslı amorf materialdır: atomları kristallardakı kimi nizamlı düzülmür. Özlülük, gərginliyi azaltmaq üçün tədricən soyutma və qarışıqlar onun möhkəmliyini və şəffaflığını müəyyən edir. Şəffaf qablar kimyaçılara reaksiyaları görməyə, optik şüşə isə işığı sındıraraq cihazlar hazırlamağa imkan verir. Spektroskopiya, fotoqrafiya və elektronika sonralar tərkibə daha dəqiq nəzarət tələb etdi. Materialşünaslıq yaranmazdan əvvəl ustalar sobada temperaturu rəngdən qiymətləndirməyi və əriməni asanlaşdıran maddələrin nisbətini öyrənmişdilər.</w:t>
       </w:r>
     </w:p>
     <w:p>
       <w:pPr>
-        <w:keepNext/>
-        <w:spacing w:before="240" w:after="120"/>
+        <w:pStyle w:val="Heading1"/>
+        <w:widowControl/>
       </w:pPr>
       <w:r>
-        <w:rPr>
-          <w:rFonts w:ascii="Calibri" w:hAnsi="Calibri" w:eastAsia="Calibri"/>
-          <w:b/>
-          <w:i w:val="0"/>
-          <w:color w:val="004E8C"/>
-          <w:sz w:val="28"/>
-        </w:rPr>
         <w:t>Sonrakı inkişafa təsiri</w:t>
       </w:r>
     </w:p>
     <w:p>
       <w:pPr>
-        <w:spacing w:after="160" w:line="276" w:lineRule="auto"/>
+        <w:widowControl/>
       </w:pPr>
       <w:r>
-        <w:rPr>
-          <w:rFonts w:ascii="Calibri" w:hAnsi="Calibri" w:eastAsia="Calibri"/>
-          <w:b w:val="0"/>
-          <w:i w:val="0"/>
-          <w:sz w:val="22"/>
-        </w:rPr>
-        <w:t>Pəncərələr memarlığı dəyişdirdi, butulkalar ərzaq və dərmanların geniş miqyasda yayılmasına şərait yaratdı, linzalar isə optikanı formalaşdırdı. Laboratoriya şüşələri müasir kimyəvi təcrübələri müşahidə olunan və təkrarlana bilən etdi. Fiber-optik kabellər və ekranlar da eyni əridilmiş kütlənin uzaq davamçılarıdır. Emal edilə bilən şüşə olmasaydı, bir çox məişət və elm texnologiyası işıq keçirməyən gil və metaldan kənara çıxa bilməzdi.</w:t>
+        <w:t>Pəncərələr memarlığı dəyişdi, butulkalar ərzaq və dərmanların geniş yayılmasına, linzalar optikanın inkişafına imkan verdi. Laboratoriya şüşə qabları müasir kimyada müşahidəni və təcrübələrin təkrarını asanlaşdırdı. Optik liflər və ekranlar həmin ərintinin uzaq davamçılarıdır. Emal edilə bilən şüşə olmasaydı, bir çox elmi və məişət texnologiyası yalnız qeyri-şəffaf gil və metalın imkanları ilə məhdudlaşardı.</w:t>
       </w:r>
     </w:p>
     <w:p>
       <w:pPr>
-        <w:keepNext/>
-        <w:spacing w:before="240" w:after="120"/>
+        <w:pStyle w:val="Heading1"/>
+        <w:widowControl/>
       </w:pPr>
       <w:r>
-        <w:rPr>
-          <w:rFonts w:ascii="Calibri" w:hAnsi="Calibri" w:eastAsia="Calibri"/>
-          <w:b/>
-          <w:i w:val="0"/>
-          <w:color w:val="004E8C"/>
-          <w:sz w:val="28"/>
-        </w:rPr>
-        <w:t>İnsan həyatını necə dəyişdi?</w:t>
+        <w:t>İnsan həyatını necə dəyişib</w:t>
       </w:r>
     </w:p>
     <w:p>
       <w:pPr>
-        <w:spacing w:after="160" w:line="276" w:lineRule="auto"/>
+        <w:widowControl/>
       </w:pPr>
       <w:r>
-        <w:rPr>
-          <w:rFonts w:ascii="Calibri" w:hAnsi="Calibri" w:eastAsia="Calibri"/>
-          <w:b w:val="0"/>
-          <w:i w:val="0"/>
-          <w:sz w:val="22"/>
-        </w:rPr>
-        <w:t>İnsanlar şərabı, dərmanı və yağı şəffaf qablarda saxlaya, divarda yağışın içəri keçəcəyi açıq yer qoymadan otaqları işıqlandıra bildilər. Ucuz butulka və pəncərə şüşəsi bir vaxtlar yalnız saraylara məxsus olan rahatlığı geniş əhali üçün əlçatan etdi. Şüşə eyni zamanda iti tullantılar və ağır soba əməyi demək idi. Bununla belə, pəncərədən və ya eynək linzasından baxanda qədim soba ustalarının yaratdığı həmin imkanın davamından istifadə edirik.</w:t>
+        <w:t>İnsanlar şərabı, dərmanı və yağı içi görünən qablarda saxlaya, yağışı içəri buraxmadan otağa işıq sala bildilər. Ucuz butulka və pəncərə şüşəsi əvvəllər saraylara məxsus rahatlığı geniş əhaliyə çatdırdı. Şüşə iti tullantılar və ağır soba əməyi də yaratdı. Yenə də hər dəfə pəncərədən və ya eynək linzasından baxanda qədim soba sənətinin nəticəsindən istifadə edirik.</w:t>
       </w:r>
     </w:p>
     <w:p>
       <w:pPr>
-        <w:keepNext/>
-        <w:spacing w:before="240" w:after="120"/>
+        <w:pStyle w:val="Heading1"/>
+        <w:widowControl/>
       </w:pPr>
       <w:r>
-        <w:rPr>
-          <w:rFonts w:ascii="Calibri" w:hAnsi="Calibri" w:eastAsia="Calibri"/>
-          <w:b/>
-          <w:i w:val="0"/>
-          <w:color w:val="004E8C"/>
-          <w:sz w:val="28"/>
-        </w:rPr>
         <w:t>Mənbələr və istinadlar</w:t>
       </w:r>
     </w:p>
     <w:p>
       <w:pPr>
-        <w:keepNext/>
-        <w:spacing w:before="240" w:after="120"/>
+        <w:pStyle w:val="Heading2"/>
+        <w:widowControl/>
       </w:pPr>
       <w:r>
         <w:rPr>
-          <w:rFonts w:ascii="Calibri" w:hAnsi="Calibri" w:eastAsia="Calibri"/>
-          <w:b/>
-          <w:i w:val="0"/>
-          <w:color w:val="004E8C"/>
-          <w:sz w:val="24"/>
+          <w:sz w:val="20"/>
         </w:rPr>
-        <w:t>A. Kitablar və əsas elmi əsərlər</w:t>
+        <w:t>A Kitablar və əsas elmi əsərlər</w:t>
       </w:r>
     </w:p>
     <w:p>
       <w:pPr>
-        <w:spacing w:after="80"/>
-        <w:ind w:left="360"/>
+        <w:widowControl/>
       </w:pPr>
       <w:r>
         <w:rPr>
-          <w:rFonts w:ascii="Calibri" w:hAnsi="Calibri" w:eastAsia="Calibri"/>
-          <w:b w:val="0"/>
-          <w:i w:val="0"/>
-          <w:sz w:val="22"/>
+          <w:sz w:val="20"/>
         </w:rPr>
         <w:t>1. Tait, Hugh, ed. Five Thousand Years of Glass. London: British Museum Press, 1991.</w:t>
       </w:r>
     </w:p>
     <w:p>
       <w:pPr>
-        <w:keepNext/>
-        <w:spacing w:before="240" w:after="120"/>
+        <w:pStyle w:val="Heading2"/>
+        <w:widowControl/>
       </w:pPr>
       <w:r>
         <w:rPr>
-          <w:rFonts w:ascii="Calibri" w:hAnsi="Calibri" w:eastAsia="Calibri"/>
-          <w:b/>
-          <w:i w:val="0"/>
-          <w:color w:val="004E8C"/>
-          <w:sz w:val="24"/>
+          <w:sz w:val="20"/>
         </w:rPr>
-        <w:t>C. Təşkilatların materialları və ensiklopedik mənbələr</w:t>
+        <w:t>C Qurumların materialları və ensiklopedik mənbələr</w:t>
       </w:r>
     </w:p>
     <w:p>
       <w:pPr>
-        <w:spacing w:after="80"/>
-        <w:ind w:left="360"/>
+        <w:widowControl/>
       </w:pPr>
       <w:r>
         <w:rPr>
-          <w:rFonts w:ascii="Calibri" w:hAnsi="Calibri" w:eastAsia="Calibri"/>
-          <w:b w:val="0"/>
-          <w:i w:val="0"/>
-          <w:sz w:val="22"/>
+          <w:sz w:val="20"/>
         </w:rPr>
-        <w:t>1. Encyclopaedia Britannica. “Glass” (“Şüşə”).</w:t>
-      </w:r>
-      <w:r>
-        <w:rPr>
-          <w:rFonts w:ascii="Calibri" w:hAnsi="Calibri" w:eastAsia="Calibri"/>
-          <w:b w:val="0"/>
-          <w:i w:val="0"/>
-          <w:sz w:val="22"/>
-        </w:rPr>
-        <w:t xml:space="preserve"> </w:t>
+        <w:t xml:space="preserve">1. Encyclopaedia Britannica. 'Glass.' </w:t>
       </w:r>
       <w:hyperlink r:id="rId9">
         <w:r>
           <w:rPr>
-            <w:rFonts w:ascii="Calibri" w:hAnsi="Calibri" w:eastAsia="Calibri"/>
-            <w:b w:val="0"/>
-            <w:i w:val="0"/>
-            <w:sz w:val="22"/>
-            <w:color w:val="0563C1"/>
-            <w:u w:val="single"/>
+            <w:sz w:val="20"/>
           </w:rPr>
           <w:t>https://www.britannica.com/technology/glass</w:t>
         </w:r>
       </w:hyperlink>
+      <w:r>
+        <w:rPr>
+          <w:sz w:val="20"/>
+        </w:rPr>
+      </w:r>
     </w:p>
     <w:p>
       <w:pPr>
-        <w:spacing w:after="80"/>
-        <w:ind w:left="360"/>
+        <w:widowControl/>
       </w:pPr>
       <w:r>
         <w:rPr>
-          <w:rFonts w:ascii="Calibri" w:hAnsi="Calibri" w:eastAsia="Calibri"/>
-          <w:b w:val="0"/>
-          <w:i w:val="0"/>
-          <w:sz w:val="22"/>
+          <w:sz w:val="20"/>
         </w:rPr>
-        <w:t>2. Encyclopaedia Britannica. “Glassblowing” (“Şüşəüfürmə”).</w:t>
-      </w:r>
-      <w:r>
-        <w:rPr>
-          <w:rFonts w:ascii="Calibri" w:hAnsi="Calibri" w:eastAsia="Calibri"/>
-          <w:b w:val="0"/>
-          <w:i w:val="0"/>
-          <w:sz w:val="22"/>
-        </w:rPr>
-        <w:t xml:space="preserve"> </w:t>
+        <w:t xml:space="preserve">2. Encyclopaedia Britannica. 'Glassblowing.' </w:t>
       </w:r>
       <w:hyperlink r:id="rId10">
         <w:r>
           <w:rPr>
-            <w:rFonts w:ascii="Calibri" w:hAnsi="Calibri" w:eastAsia="Calibri"/>
-            <w:b w:val="0"/>
-            <w:i w:val="0"/>
-            <w:sz w:val="22"/>
-            <w:color w:val="0563C1"/>
-            <w:u w:val="single"/>
+            <w:sz w:val="20"/>
           </w:rPr>
           <w:t>https://www.britannica.com/art/glassblowing</w:t>
         </w:r>
       </w:hyperlink>
-    </w:p>
-    <w:p>
-      <w:pPr>
-        <w:keepNext/>
-        <w:spacing w:before="240" w:after="120"/>
-      </w:pPr>
       <w:r>
         <w:rPr>
-          <w:rFonts w:ascii="Calibri" w:hAnsi="Calibri" w:eastAsia="Calibri"/>
-          <w:b/>
-          <w:i w:val="0"/>
-          <w:color w:val="004E8C"/>
-          <w:sz w:val="24"/>
+          <w:sz w:val="20"/>
         </w:rPr>
-        <w:t>D. Muzey, arxiv və kitabxana materialları</w:t>
       </w:r>
     </w:p>
     <w:p>
       <w:pPr>
-        <w:spacing w:after="80"/>
-        <w:ind w:left="360"/>
+        <w:pStyle w:val="Heading2"/>
+        <w:widowControl/>
       </w:pPr>
       <w:r>
         <w:rPr>
-          <w:rFonts w:ascii="Calibri" w:hAnsi="Calibri" w:eastAsia="Calibri"/>
-          <w:b w:val="0"/>
-          <w:i w:val="0"/>
-          <w:sz w:val="22"/>
+          <w:sz w:val="20"/>
         </w:rPr>
-        <w:t>1. Corning Museum of Glass. Təhsil və tarix materialları.</w:t>
+        <w:t>D Muzey arxiv və kitabxana materialları</w:t>
       </w:r>
+    </w:p>
+    <w:p>
+      <w:pPr>
+        <w:widowControl/>
+      </w:pPr>
       <w:r>
         <w:rPr>
-          <w:rFonts w:ascii="Calibri" w:hAnsi="Calibri" w:eastAsia="Calibri"/>
-          <w:b w:val="0"/>
-          <w:i w:val="0"/>
-          <w:sz w:val="22"/>
+          <w:sz w:val="20"/>
         </w:rPr>
-        <w:t xml:space="preserve"> </w:t>
+        <w:t xml:space="preserve">1. Corning Museum of Glass. Education and history resources. </w:t>
       </w:r>
       <w:hyperlink r:id="rId11">
         <w:r>
           <w:rPr>
-            <w:rFonts w:ascii="Calibri" w:hAnsi="Calibri" w:eastAsia="Calibri"/>
-            <w:b w:val="0"/>
-            <w:i w:val="0"/>
-            <w:sz w:val="22"/>
-            <w:color w:val="0563C1"/>
-            <w:u w:val="single"/>
+            <w:sz w:val="20"/>
           </w:rPr>
           <w:t>https://www.cmog.org/</w:t>
         </w:r>
       </w:hyperlink>
+      <w:r>
+        <w:rPr>
+          <w:sz w:val="20"/>
+        </w:rPr>
+      </w:r>
     </w:p>
     <w:sectPr>
-      <w:pgSz w:w="12240" w:h="15840"/>
-      <w:pgMar w:top="1296" w:right="1440" w:bottom="1296" w:left="1440" w:header="720" w:footer="720" w:gutter="0"/>
+      <w:footerReference w:type="default" r:id="rId12"/>
+      <w:pgSz w:w="11906" w:h="16838"/>
+      <w:pgMar w:top="1020" w:right="1134" w:bottom="1020" w:left="1134" w:header="720" w:footer="720" w:gutter="0"/>
       <w:cols w:space="720"/>
       <w:docGrid w:linePitch="360"/>
     </w:sectPr>
   </w:body>
 </w:document>
+</file>
+
+<file path=word/footer1.xml><?xml version="1.0" encoding="utf-8"?>
+<w:ftr xmlns:m="http://schemas.openxmlformats.org/officeDocument/2006/math" xmlns:mc="http://schemas.openxmlformats.org/markup-compatibility/2006" xmlns:mo="http://schemas.microsoft.com/office/mac/office/2008/main" xmlns:mv="urn:schemas-microsoft-com:mac:vml" xmlns:o="urn:schemas-microsoft-com:office:office" xmlns:r="http://schemas.openxmlformats.org/officeDocument/2006/relationships" xmlns:v="urn:schemas-microsoft-com:vml" xmlns:w10="urn:schemas-microsoft-com:office:word" xmlns:w14="http://schemas.microsoft.com/office/word/2010/wordml" xmlns:w="http://schemas.openxmlformats.org/wordprocessingml/2006/main" xmlns:wne="http://schemas.microsoft.com/office/word/2006/wordml" xmlns:wp14="http://schemas.microsoft.com/office/word/2010/wordprocessingDrawing" xmlns:wp="http://schemas.openxmlformats.org/drawingml/2006/wordprocessingDrawing" xmlns:wpc="http://schemas.microsoft.com/office/word/2010/wordprocessingCanvas" xmlns:wpg="http://schemas.microsoft.com/office/word/2010/wordprocessingGroup" xmlns:wpi="http://schemas.microsoft.com/office/word/2010/wordprocessingInk" xmlns:wps="http://schemas.microsoft.com/office/word/2010/wordprocessingShape" mc:Ignorable="w14 wp14">
+  <w:p>
+    <w:pPr>
+      <w:pStyle w:val="Footer"/>
+      <w:jc w:val="right"/>
+    </w:pPr>
+    <w:fldSimple w:instr="PAGE"/>
+  </w:p>
+</w:ftr>
 </file>
 
 <file path=word/numbering.xml><?xml version="1.0" encoding="utf-8"?>
@@ -735,7 +558,7 @@
   <w:docDefaults>
     <w:rPrDefault>
       <w:rPr>
-        <w:rFonts w:asciiTheme="minorHAnsi" w:eastAsiaTheme="minorEastAsia" w:hAnsiTheme="minorHAnsi" w:cstheme="minorBidi"/>
+        <w:rFonts/>
         <w:sz w:val="22"/>
         <w:szCs w:val="22"/>
         <w:lang w:val="en-US" w:eastAsia="en-US" w:bidi="ar-SA"/>
@@ -890,6 +713,15 @@
     <w:name w:val="Normal"/>
     <w:qFormat/>
     <w:rsid w:val="00FC693F"/>
+    <w:pPr>
+      <w:spacing w:after="120" w:line="259" w:lineRule="auto"/>
+    </w:pPr>
+    <w:rPr>
+      <w:rFonts w:ascii="Times New Roman" w:hAnsi="Times New Roman"/>
+      <w:color w:val="000000"/>
+      <w:sz w:val="24"/>
+      <w:lang w:val="az-Latn-AZ"/>
+    </w:rPr>
   </w:style>
   <w:style w:type="paragraph" w:styleId="Header">
     <w:name w:val="header"/>
@@ -946,16 +778,17 @@
     <w:pPr>
       <w:keepNext/>
       <w:keepLines/>
-      <w:spacing w:before="480" w:after="0"/>
+      <w:spacing w:before="480" w:after="120" w:line="259" w:lineRule="auto"/>
       <w:outlineLvl w:val="0"/>
     </w:pPr>
     <w:rPr>
-      <w:rFonts w:asciiTheme="majorHAnsi" w:eastAsiaTheme="majorEastAsia" w:hAnsiTheme="majorHAnsi" w:cstheme="majorBidi"/>
+      <w:rFonts w:ascii="Times New Roman" w:hAnsi="Times New Roman"/>
       <w:b/>
       <w:bCs/>
-      <w:color w:val="365F91" w:themeColor="accent1" w:themeShade="BF"/>
-      <w:sz w:val="28"/>
+      <w:color w:val="000000"/>
+      <w:sz w:val="26"/>
       <w:szCs w:val="28"/>
+      <w:lang w:val="az-Latn-AZ"/>
     </w:rPr>
   </w:style>
   <w:style w:type="paragraph" w:styleId="Heading2">
@@ -970,16 +803,17 @@
     <w:pPr>
       <w:keepNext/>
       <w:keepLines/>
-      <w:spacing w:before="200" w:after="0"/>
+      <w:spacing w:before="200" w:after="120" w:line="259" w:lineRule="auto"/>
       <w:outlineLvl w:val="1"/>
     </w:pPr>
     <w:rPr>
-      <w:rFonts w:asciiTheme="majorHAnsi" w:eastAsiaTheme="majorEastAsia" w:hAnsiTheme="majorHAnsi" w:cstheme="majorBidi"/>
+      <w:rFonts w:ascii="Times New Roman" w:hAnsi="Times New Roman"/>
       <w:b/>
       <w:bCs/>
-      <w:color w:val="4F81BD" w:themeColor="accent1"/>
+      <w:color w:val="000000"/>
       <w:sz w:val="26"/>
       <w:szCs w:val="26"/>
+      <w:lang w:val="az-Latn-AZ"/>
     </w:rPr>
   </w:style>
   <w:style w:type="paragraph" w:styleId="Heading3">
@@ -998,7 +832,7 @@
       <w:outlineLvl w:val="2"/>
     </w:pPr>
     <w:rPr>
-      <w:rFonts w:asciiTheme="majorHAnsi" w:eastAsiaTheme="majorEastAsia" w:hAnsiTheme="majorHAnsi" w:cstheme="majorBidi"/>
+      <w:rFonts/>
       <w:b/>
       <w:bCs/>
       <w:color w:val="4F81BD" w:themeColor="accent1"/>
@@ -1021,7 +855,7 @@
       <w:outlineLvl w:val="3"/>
     </w:pPr>
     <w:rPr>
-      <w:rFonts w:asciiTheme="majorHAnsi" w:eastAsiaTheme="majorEastAsia" w:hAnsiTheme="majorHAnsi" w:cstheme="majorBidi"/>
+      <w:rFonts/>
       <w:b/>
       <w:bCs/>
       <w:i/>
@@ -1046,7 +880,7 @@
       <w:outlineLvl w:val="4"/>
     </w:pPr>
     <w:rPr>
-      <w:rFonts w:asciiTheme="majorHAnsi" w:eastAsiaTheme="majorEastAsia" w:hAnsiTheme="majorHAnsi" w:cstheme="majorBidi"/>
+      <w:rFonts/>
       <w:color w:val="243F60" w:themeColor="accent1" w:themeShade="7F"/>
     </w:rPr>
   </w:style>
@@ -1067,7 +901,7 @@
       <w:outlineLvl w:val="5"/>
     </w:pPr>
     <w:rPr>
-      <w:rFonts w:asciiTheme="majorHAnsi" w:eastAsiaTheme="majorEastAsia" w:hAnsiTheme="majorHAnsi" w:cstheme="majorBidi"/>
+      <w:rFonts/>
       <w:i/>
       <w:iCs/>
       <w:color w:val="243F60" w:themeColor="accent1" w:themeShade="7F"/>
@@ -1090,7 +924,7 @@
       <w:outlineLvl w:val="6"/>
     </w:pPr>
     <w:rPr>
-      <w:rFonts w:asciiTheme="majorHAnsi" w:eastAsiaTheme="majorEastAsia" w:hAnsiTheme="majorHAnsi" w:cstheme="majorBidi"/>
+      <w:rFonts/>
       <w:i/>
       <w:iCs/>
       <w:color w:val="404040" w:themeColor="text1" w:themeTint="BF"/>
@@ -1113,7 +947,7 @@
       <w:outlineLvl w:val="7"/>
     </w:pPr>
     <w:rPr>
-      <w:rFonts w:asciiTheme="majorHAnsi" w:eastAsiaTheme="majorEastAsia" w:hAnsiTheme="majorHAnsi" w:cstheme="majorBidi"/>
+      <w:rFonts/>
       <w:color w:val="4F81BD" w:themeColor="accent1"/>
       <w:sz w:val="20"/>
       <w:szCs w:val="20"/>
@@ -1136,7 +970,7 @@
       <w:outlineLvl w:val="8"/>
     </w:pPr>
     <w:rPr>
-      <w:rFonts w:asciiTheme="majorHAnsi" w:eastAsiaTheme="majorEastAsia" w:hAnsiTheme="majorHAnsi" w:cstheme="majorBidi"/>
+      <w:rFonts/>
       <w:i/>
       <w:iCs/>
       <w:color w:val="404040" w:themeColor="text1" w:themeTint="BF"/>
@@ -1187,7 +1021,7 @@
     <w:uiPriority w:val="9"/>
     <w:rsid w:val="00FC693F"/>
     <w:rPr>
-      <w:rFonts w:asciiTheme="majorHAnsi" w:eastAsiaTheme="majorEastAsia" w:hAnsiTheme="majorHAnsi" w:cstheme="majorBidi"/>
+      <w:rFonts/>
       <w:b/>
       <w:bCs/>
       <w:color w:val="365F91" w:themeColor="accent1" w:themeShade="BF"/>
@@ -1202,7 +1036,7 @@
     <w:uiPriority w:val="9"/>
     <w:rsid w:val="00FC693F"/>
     <w:rPr>
-      <w:rFonts w:asciiTheme="majorHAnsi" w:eastAsiaTheme="majorEastAsia" w:hAnsiTheme="majorHAnsi" w:cstheme="majorBidi"/>
+      <w:rFonts/>
       <w:b/>
       <w:bCs/>
       <w:color w:val="4F81BD" w:themeColor="accent1"/>
@@ -1217,7 +1051,7 @@
     <w:uiPriority w:val="9"/>
     <w:rsid w:val="00FC693F"/>
     <w:rPr>
-      <w:rFonts w:asciiTheme="majorHAnsi" w:eastAsiaTheme="majorEastAsia" w:hAnsiTheme="majorHAnsi" w:cstheme="majorBidi"/>
+      <w:rFonts/>
       <w:b/>
       <w:bCs/>
       <w:color w:val="4F81BD" w:themeColor="accent1"/>
@@ -1232,19 +1066,17 @@
     <w:qFormat/>
     <w:rsid w:val="00FC693F"/>
     <w:pPr>
-      <w:pBdr>
-        <w:bottom w:val="single" w:sz="8" w:space="4" w:color="4F81BD" w:themeColor="accent1"/>
-      </w:pBdr>
-      <w:spacing w:after="300" w:line="240" w:lineRule="auto"/>
+      <w:spacing w:after="120" w:line="259" w:lineRule="auto"/>
       <w:contextualSpacing/>
     </w:pPr>
     <w:rPr>
-      <w:rFonts w:asciiTheme="majorHAnsi" w:eastAsiaTheme="majorEastAsia" w:hAnsiTheme="majorHAnsi" w:cstheme="majorBidi"/>
-      <w:color w:val="17365D" w:themeColor="text2" w:themeShade="BF"/>
+      <w:rFonts w:ascii="Times New Roman" w:hAnsi="Times New Roman"/>
+      <w:color w:val="000000"/>
       <w:spacing w:val="5"/>
       <w:kern w:val="28"/>
-      <w:sz w:val="52"/>
+      <w:sz w:val="40"/>
       <w:szCs w:val="52"/>
+      <w:lang w:val="az-Latn-AZ"/>
     </w:rPr>
   </w:style>
   <w:style w:type="character" w:customStyle="1" w:styleId="TitleChar">
@@ -1254,7 +1086,7 @@
     <w:uiPriority w:val="10"/>
     <w:rsid w:val="00FC693F"/>
     <w:rPr>
-      <w:rFonts w:asciiTheme="majorHAnsi" w:eastAsiaTheme="majorEastAsia" w:hAnsiTheme="majorHAnsi" w:cstheme="majorBidi"/>
+      <w:rFonts/>
       <w:color w:val="17365D" w:themeColor="text2" w:themeShade="BF"/>
       <w:spacing w:val="5"/>
       <w:kern w:val="28"/>
@@ -1276,7 +1108,7 @@
       </w:numPr>
     </w:pPr>
     <w:rPr>
-      <w:rFonts w:asciiTheme="majorHAnsi" w:eastAsiaTheme="majorEastAsia" w:hAnsiTheme="majorHAnsi" w:cstheme="majorBidi"/>
+      <w:rFonts/>
       <w:i/>
       <w:iCs/>
       <w:color w:val="4F81BD" w:themeColor="accent1"/>
@@ -1292,7 +1124,7 @@
     <w:uiPriority w:val="11"/>
     <w:rsid w:val="00FC693F"/>
     <w:rPr>
-      <w:rFonts w:asciiTheme="majorHAnsi" w:eastAsiaTheme="majorEastAsia" w:hAnsiTheme="majorHAnsi" w:cstheme="majorBidi"/>
+      <w:rFonts/>
       <w:i/>
       <w:iCs/>
       <w:color w:val="4F81BD" w:themeColor="accent1"/>
@@ -1417,8 +1249,15 @@
       <w:numPr>
         <w:numId w:val="1"/>
       </w:numPr>
+      <w:spacing w:after="120" w:line="259" w:lineRule="auto"/>
       <w:contextualSpacing/>
     </w:pPr>
+    <w:rPr>
+      <w:rFonts w:ascii="Times New Roman" w:hAnsi="Times New Roman"/>
+      <w:color w:val="000000"/>
+      <w:sz w:val="24"/>
+      <w:lang w:val="az-Latn-AZ"/>
+    </w:rPr>
   </w:style>
   <w:style w:type="paragraph" w:styleId="ListBullet2">
     <w:name w:val="List Bullet 2"/>
@@ -1590,7 +1429,7 @@
     <w:semiHidden/>
     <w:rsid w:val="00FC693F"/>
     <w:rPr>
-      <w:rFonts w:asciiTheme="majorHAnsi" w:eastAsiaTheme="majorEastAsia" w:hAnsiTheme="majorHAnsi" w:cstheme="majorBidi"/>
+      <w:rFonts/>
       <w:b/>
       <w:bCs/>
       <w:i/>
@@ -1606,7 +1445,7 @@
     <w:semiHidden/>
     <w:rsid w:val="00FC693F"/>
     <w:rPr>
-      <w:rFonts w:asciiTheme="majorHAnsi" w:eastAsiaTheme="majorEastAsia" w:hAnsiTheme="majorHAnsi" w:cstheme="majorBidi"/>
+      <w:rFonts/>
       <w:color w:val="243F60" w:themeColor="accent1" w:themeShade="7F"/>
     </w:rPr>
   </w:style>
@@ -1618,7 +1457,7 @@
     <w:semiHidden/>
     <w:rsid w:val="00FC693F"/>
     <w:rPr>
-      <w:rFonts w:asciiTheme="majorHAnsi" w:eastAsiaTheme="majorEastAsia" w:hAnsiTheme="majorHAnsi" w:cstheme="majorBidi"/>
+      <w:rFonts/>
       <w:i/>
       <w:iCs/>
       <w:color w:val="243F60" w:themeColor="accent1" w:themeShade="7F"/>
@@ -1632,7 +1471,7 @@
     <w:semiHidden/>
     <w:rsid w:val="00FC693F"/>
     <w:rPr>
-      <w:rFonts w:asciiTheme="majorHAnsi" w:eastAsiaTheme="majorEastAsia" w:hAnsiTheme="majorHAnsi" w:cstheme="majorBidi"/>
+      <w:rFonts/>
       <w:i/>
       <w:iCs/>
       <w:color w:val="404040" w:themeColor="text1" w:themeTint="BF"/>
@@ -1646,7 +1485,7 @@
     <w:semiHidden/>
     <w:rsid w:val="00FC693F"/>
     <w:rPr>
-      <w:rFonts w:asciiTheme="majorHAnsi" w:eastAsiaTheme="majorEastAsia" w:hAnsiTheme="majorHAnsi" w:cstheme="majorBidi"/>
+      <w:rFonts/>
       <w:color w:val="4F81BD" w:themeColor="accent1"/>
       <w:sz w:val="20"/>
       <w:szCs w:val="20"/>
@@ -1660,7 +1499,7 @@
     <w:semiHidden/>
     <w:rsid w:val="00FC693F"/>
     <w:rPr>
-      <w:rFonts w:asciiTheme="majorHAnsi" w:eastAsiaTheme="majorEastAsia" w:hAnsiTheme="majorHAnsi" w:cstheme="majorBidi"/>
+      <w:rFonts/>
       <w:i/>
       <w:iCs/>
       <w:color w:val="404040" w:themeColor="text1" w:themeTint="BF"/>
@@ -1719,9 +1558,6 @@
     <w:qFormat/>
     <w:rsid w:val="00FC693F"/>
     <w:pPr>
-      <w:pBdr>
-        <w:bottom w:val="single" w:sz="4" w:space="4" w:color="4F81BD" w:themeColor="accent1"/>
-      </w:pBdr>
       <w:spacing w:before="200" w:after="280"/>
       <w:ind w:left="936" w:right="936"/>
     </w:pPr>
@@ -3249,7 +3085,7 @@
         <w:spacing w:before="0" w:after="0" w:line="240" w:lineRule="auto"/>
       </w:pPr>
       <w:rPr>
-        <w:rFonts w:asciiTheme="majorHAnsi" w:eastAsiaTheme="majorEastAsia" w:hAnsiTheme="majorHAnsi" w:cstheme="majorBidi"/>
+        <w:rFonts/>
         <w:b/>
         <w:bCs/>
       </w:rPr>
@@ -3270,7 +3106,7 @@
         <w:spacing w:before="0" w:after="0" w:line="240" w:lineRule="auto"/>
       </w:pPr>
       <w:rPr>
-        <w:rFonts w:asciiTheme="majorHAnsi" w:eastAsiaTheme="majorEastAsia" w:hAnsiTheme="majorHAnsi" w:cstheme="majorBidi"/>
+        <w:rFonts/>
         <w:b/>
         <w:bCs/>
       </w:rPr>
@@ -3288,14 +3124,14 @@
     </w:tblStylePr>
     <w:tblStylePr w:type="firstCol">
       <w:rPr>
-        <w:rFonts w:asciiTheme="majorHAnsi" w:eastAsiaTheme="majorEastAsia" w:hAnsiTheme="majorHAnsi" w:cstheme="majorBidi"/>
+        <w:rFonts/>
         <w:b/>
         <w:bCs/>
       </w:rPr>
     </w:tblStylePr>
     <w:tblStylePr w:type="lastCol">
       <w:rPr>
-        <w:rFonts w:asciiTheme="majorHAnsi" w:eastAsiaTheme="majorEastAsia" w:hAnsiTheme="majorHAnsi" w:cstheme="majorBidi"/>
+        <w:rFonts/>
         <w:b/>
         <w:bCs/>
       </w:rPr>
@@ -3379,7 +3215,7 @@
         <w:spacing w:before="0" w:after="0" w:line="240" w:lineRule="auto"/>
       </w:pPr>
       <w:rPr>
-        <w:rFonts w:asciiTheme="majorHAnsi" w:eastAsiaTheme="majorEastAsia" w:hAnsiTheme="majorHAnsi" w:cstheme="majorBidi"/>
+        <w:rFonts/>
         <w:b/>
         <w:bCs/>
       </w:rPr>
@@ -3400,7 +3236,7 @@
         <w:spacing w:before="0" w:after="0" w:line="240" w:lineRule="auto"/>
       </w:pPr>
       <w:rPr>
-        <w:rFonts w:asciiTheme="majorHAnsi" w:eastAsiaTheme="majorEastAsia" w:hAnsiTheme="majorHAnsi" w:cstheme="majorBidi"/>
+        <w:rFonts/>
         <w:b/>
         <w:bCs/>
       </w:rPr>
@@ -3418,14 +3254,14 @@
     </w:tblStylePr>
     <w:tblStylePr w:type="firstCol">
       <w:rPr>
-        <w:rFonts w:asciiTheme="majorHAnsi" w:eastAsiaTheme="majorEastAsia" w:hAnsiTheme="majorHAnsi" w:cstheme="majorBidi"/>
+        <w:rFonts/>
         <w:b/>
         <w:bCs/>
       </w:rPr>
     </w:tblStylePr>
     <w:tblStylePr w:type="lastCol">
       <w:rPr>
-        <w:rFonts w:asciiTheme="majorHAnsi" w:eastAsiaTheme="majorEastAsia" w:hAnsiTheme="majorHAnsi" w:cstheme="majorBidi"/>
+        <w:rFonts/>
         <w:b/>
         <w:bCs/>
       </w:rPr>
@@ -3509,7 +3345,7 @@
         <w:spacing w:before="0" w:after="0" w:line="240" w:lineRule="auto"/>
       </w:pPr>
       <w:rPr>
-        <w:rFonts w:asciiTheme="majorHAnsi" w:eastAsiaTheme="majorEastAsia" w:hAnsiTheme="majorHAnsi" w:cstheme="majorBidi"/>
+        <w:rFonts/>
         <w:b/>
         <w:bCs/>
       </w:rPr>
@@ -3530,7 +3366,7 @@
         <w:spacing w:before="0" w:after="0" w:line="240" w:lineRule="auto"/>
       </w:pPr>
       <w:rPr>
-        <w:rFonts w:asciiTheme="majorHAnsi" w:eastAsiaTheme="majorEastAsia" w:hAnsiTheme="majorHAnsi" w:cstheme="majorBidi"/>
+        <w:rFonts/>
         <w:b/>
         <w:bCs/>
       </w:rPr>
@@ -3548,14 +3384,14 @@
     </w:tblStylePr>
     <w:tblStylePr w:type="firstCol">
       <w:rPr>
-        <w:rFonts w:asciiTheme="majorHAnsi" w:eastAsiaTheme="majorEastAsia" w:hAnsiTheme="majorHAnsi" w:cstheme="majorBidi"/>
+        <w:rFonts/>
         <w:b/>
         <w:bCs/>
       </w:rPr>
     </w:tblStylePr>
     <w:tblStylePr w:type="lastCol">
       <w:rPr>
-        <w:rFonts w:asciiTheme="majorHAnsi" w:eastAsiaTheme="majorEastAsia" w:hAnsiTheme="majorHAnsi" w:cstheme="majorBidi"/>
+        <w:rFonts/>
         <w:b/>
         <w:bCs/>
       </w:rPr>
@@ -3639,7 +3475,7 @@
         <w:spacing w:before="0" w:after="0" w:line="240" w:lineRule="auto"/>
       </w:pPr>
       <w:rPr>
-        <w:rFonts w:asciiTheme="majorHAnsi" w:eastAsiaTheme="majorEastAsia" w:hAnsiTheme="majorHAnsi" w:cstheme="majorBidi"/>
+        <w:rFonts/>
         <w:b/>
         <w:bCs/>
       </w:rPr>
@@ -3660,7 +3496,7 @@
         <w:spacing w:before="0" w:after="0" w:line="240" w:lineRule="auto"/>
       </w:pPr>
       <w:rPr>
-        <w:rFonts w:asciiTheme="majorHAnsi" w:eastAsiaTheme="majorEastAsia" w:hAnsiTheme="majorHAnsi" w:cstheme="majorBidi"/>
+        <w:rFonts/>
         <w:b/>
         <w:bCs/>
       </w:rPr>
@@ -3678,14 +3514,14 @@
     </w:tblStylePr>
     <w:tblStylePr w:type="firstCol">
       <w:rPr>
-        <w:rFonts w:asciiTheme="majorHAnsi" w:eastAsiaTheme="majorEastAsia" w:hAnsiTheme="majorHAnsi" w:cstheme="majorBidi"/>
+        <w:rFonts/>
         <w:b/>
         <w:bCs/>
       </w:rPr>
     </w:tblStylePr>
     <w:tblStylePr w:type="lastCol">
       <w:rPr>
-        <w:rFonts w:asciiTheme="majorHAnsi" w:eastAsiaTheme="majorEastAsia" w:hAnsiTheme="majorHAnsi" w:cstheme="majorBidi"/>
+        <w:rFonts/>
         <w:b/>
         <w:bCs/>
       </w:rPr>
@@ -3769,7 +3605,7 @@
         <w:spacing w:before="0" w:after="0" w:line="240" w:lineRule="auto"/>
       </w:pPr>
       <w:rPr>
-        <w:rFonts w:asciiTheme="majorHAnsi" w:eastAsiaTheme="majorEastAsia" w:hAnsiTheme="majorHAnsi" w:cstheme="majorBidi"/>
+        <w:rFonts/>
         <w:b/>
         <w:bCs/>
       </w:rPr>
@@ -3790,7 +3626,7 @@
         <w:spacing w:before="0" w:after="0" w:line="240" w:lineRule="auto"/>
       </w:pPr>
       <w:rPr>
-        <w:rFonts w:asciiTheme="majorHAnsi" w:eastAsiaTheme="majorEastAsia" w:hAnsiTheme="majorHAnsi" w:cstheme="majorBidi"/>
+        <w:rFonts/>
         <w:b/>
         <w:bCs/>
       </w:rPr>
@@ -3808,14 +3644,14 @@
     </w:tblStylePr>
     <w:tblStylePr w:type="firstCol">
       <w:rPr>
-        <w:rFonts w:asciiTheme="majorHAnsi" w:eastAsiaTheme="majorEastAsia" w:hAnsiTheme="majorHAnsi" w:cstheme="majorBidi"/>
+        <w:rFonts/>
         <w:b/>
         <w:bCs/>
       </w:rPr>
     </w:tblStylePr>
     <w:tblStylePr w:type="lastCol">
       <w:rPr>
-        <w:rFonts w:asciiTheme="majorHAnsi" w:eastAsiaTheme="majorEastAsia" w:hAnsiTheme="majorHAnsi" w:cstheme="majorBidi"/>
+        <w:rFonts/>
         <w:b/>
         <w:bCs/>
       </w:rPr>
@@ -3899,7 +3735,7 @@
         <w:spacing w:before="0" w:after="0" w:line="240" w:lineRule="auto"/>
       </w:pPr>
       <w:rPr>
-        <w:rFonts w:asciiTheme="majorHAnsi" w:eastAsiaTheme="majorEastAsia" w:hAnsiTheme="majorHAnsi" w:cstheme="majorBidi"/>
+        <w:rFonts/>
         <w:b/>
         <w:bCs/>
       </w:rPr>
@@ -3920,7 +3756,7 @@
         <w:spacing w:before="0" w:after="0" w:line="240" w:lineRule="auto"/>
       </w:pPr>
       <w:rPr>
-        <w:rFonts w:asciiTheme="majorHAnsi" w:eastAsiaTheme="majorEastAsia" w:hAnsiTheme="majorHAnsi" w:cstheme="majorBidi"/>
+        <w:rFonts/>
         <w:b/>
         <w:bCs/>
       </w:rPr>
@@ -3938,14 +3774,14 @@
     </w:tblStylePr>
     <w:tblStylePr w:type="firstCol">
       <w:rPr>
-        <w:rFonts w:asciiTheme="majorHAnsi" w:eastAsiaTheme="majorEastAsia" w:hAnsiTheme="majorHAnsi" w:cstheme="majorBidi"/>
+        <w:rFonts/>
         <w:b/>
         <w:bCs/>
       </w:rPr>
     </w:tblStylePr>
     <w:tblStylePr w:type="lastCol">
       <w:rPr>
-        <w:rFonts w:asciiTheme="majorHAnsi" w:eastAsiaTheme="majorEastAsia" w:hAnsiTheme="majorHAnsi" w:cstheme="majorBidi"/>
+        <w:rFonts/>
         <w:b/>
         <w:bCs/>
       </w:rPr>
@@ -4029,7 +3865,7 @@
         <w:spacing w:before="0" w:after="0" w:line="240" w:lineRule="auto"/>
       </w:pPr>
       <w:rPr>
-        <w:rFonts w:asciiTheme="majorHAnsi" w:eastAsiaTheme="majorEastAsia" w:hAnsiTheme="majorHAnsi" w:cstheme="majorBidi"/>
+        <w:rFonts/>
         <w:b/>
         <w:bCs/>
       </w:rPr>
@@ -4050,7 +3886,7 @@
         <w:spacing w:before="0" w:after="0" w:line="240" w:lineRule="auto"/>
       </w:pPr>
       <w:rPr>
-        <w:rFonts w:asciiTheme="majorHAnsi" w:eastAsiaTheme="majorEastAsia" w:hAnsiTheme="majorHAnsi" w:cstheme="majorBidi"/>
+        <w:rFonts/>
         <w:b/>
         <w:bCs/>
       </w:rPr>
@@ -4068,14 +3904,14 @@
     </w:tblStylePr>
     <w:tblStylePr w:type="firstCol">
       <w:rPr>
-        <w:rFonts w:asciiTheme="majorHAnsi" w:eastAsiaTheme="majorEastAsia" w:hAnsiTheme="majorHAnsi" w:cstheme="majorBidi"/>
+        <w:rFonts/>
         <w:b/>
         <w:bCs/>
       </w:rPr>
     </w:tblStylePr>
     <w:tblStylePr w:type="lastCol">
       <w:rPr>
-        <w:rFonts w:asciiTheme="majorHAnsi" w:eastAsiaTheme="majorEastAsia" w:hAnsiTheme="majorHAnsi" w:cstheme="majorBidi"/>
+        <w:rFonts/>
         <w:b/>
         <w:bCs/>
       </w:rPr>
@@ -5940,7 +5776,7 @@
     </w:tblPr>
     <w:tblStylePr w:type="firstRow">
       <w:rPr>
-        <w:rFonts w:asciiTheme="majorHAnsi" w:eastAsiaTheme="majorEastAsia" w:hAnsiTheme="majorHAnsi" w:cstheme="majorBidi"/>
+        <w:rFonts/>
       </w:rPr>
       <w:tblPr/>
       <w:tcPr>
@@ -6024,7 +5860,7 @@
     </w:tblPr>
     <w:tblStylePr w:type="firstRow">
       <w:rPr>
-        <w:rFonts w:asciiTheme="majorHAnsi" w:eastAsiaTheme="majorEastAsia" w:hAnsiTheme="majorHAnsi" w:cstheme="majorBidi"/>
+        <w:rFonts/>
       </w:rPr>
       <w:tblPr/>
       <w:tcPr>
@@ -6108,7 +5944,7 @@
     </w:tblPr>
     <w:tblStylePr w:type="firstRow">
       <w:rPr>
-        <w:rFonts w:asciiTheme="majorHAnsi" w:eastAsiaTheme="majorEastAsia" w:hAnsiTheme="majorHAnsi" w:cstheme="majorBidi"/>
+        <w:rFonts/>
       </w:rPr>
       <w:tblPr/>
       <w:tcPr>
@@ -6192,7 +6028,7 @@
     </w:tblPr>
     <w:tblStylePr w:type="firstRow">
       <w:rPr>
-        <w:rFonts w:asciiTheme="majorHAnsi" w:eastAsiaTheme="majorEastAsia" w:hAnsiTheme="majorHAnsi" w:cstheme="majorBidi"/>
+        <w:rFonts/>
       </w:rPr>
       <w:tblPr/>
       <w:tcPr>
@@ -6276,7 +6112,7 @@
     </w:tblPr>
     <w:tblStylePr w:type="firstRow">
       <w:rPr>
-        <w:rFonts w:asciiTheme="majorHAnsi" w:eastAsiaTheme="majorEastAsia" w:hAnsiTheme="majorHAnsi" w:cstheme="majorBidi"/>
+        <w:rFonts/>
       </w:rPr>
       <w:tblPr/>
       <w:tcPr>
@@ -6360,7 +6196,7 @@
     </w:tblPr>
     <w:tblStylePr w:type="firstRow">
       <w:rPr>
-        <w:rFonts w:asciiTheme="majorHAnsi" w:eastAsiaTheme="majorEastAsia" w:hAnsiTheme="majorHAnsi" w:cstheme="majorBidi"/>
+        <w:rFonts/>
       </w:rPr>
       <w:tblPr/>
       <w:tcPr>
@@ -6444,7 +6280,7 @@
     </w:tblPr>
     <w:tblStylePr w:type="firstRow">
       <w:rPr>
-        <w:rFonts w:asciiTheme="majorHAnsi" w:eastAsiaTheme="majorEastAsia" w:hAnsiTheme="majorHAnsi" w:cstheme="majorBidi"/>
+        <w:rFonts/>
       </w:rPr>
       <w:tblPr/>
       <w:tcPr>
@@ -6509,7 +6345,7 @@
       <w:spacing w:after="0" w:line="240" w:lineRule="auto"/>
     </w:pPr>
     <w:rPr>
-      <w:rFonts w:asciiTheme="majorHAnsi" w:eastAsiaTheme="majorEastAsia" w:hAnsiTheme="majorHAnsi" w:cstheme="majorBidi"/>
+      <w:rFonts/>
       <w:color w:val="000000" w:themeColor="text1"/>
     </w:rPr>
     <w:tblPr>
@@ -6637,7 +6473,7 @@
       <w:spacing w:after="0" w:line="240" w:lineRule="auto"/>
     </w:pPr>
     <w:rPr>
-      <w:rFonts w:asciiTheme="majorHAnsi" w:eastAsiaTheme="majorEastAsia" w:hAnsiTheme="majorHAnsi" w:cstheme="majorBidi"/>
+      <w:rFonts/>
       <w:color w:val="000000" w:themeColor="text1"/>
     </w:rPr>
     <w:tblPr>
@@ -6765,7 +6601,7 @@
       <w:spacing w:after="0" w:line="240" w:lineRule="auto"/>
     </w:pPr>
     <w:rPr>
-      <w:rFonts w:asciiTheme="majorHAnsi" w:eastAsiaTheme="majorEastAsia" w:hAnsiTheme="majorHAnsi" w:cstheme="majorBidi"/>
+      <w:rFonts/>
       <w:color w:val="000000" w:themeColor="text1"/>
     </w:rPr>
     <w:tblPr>
@@ -6893,7 +6729,7 @@
       <w:spacing w:after="0" w:line="240" w:lineRule="auto"/>
     </w:pPr>
     <w:rPr>
-      <w:rFonts w:asciiTheme="majorHAnsi" w:eastAsiaTheme="majorEastAsia" w:hAnsiTheme="majorHAnsi" w:cstheme="majorBidi"/>
+      <w:rFonts/>
       <w:color w:val="000000" w:themeColor="text1"/>
     </w:rPr>
     <w:tblPr>
@@ -7021,7 +6857,7 @@
       <w:spacing w:after="0" w:line="240" w:lineRule="auto"/>
     </w:pPr>
     <w:rPr>
-      <w:rFonts w:asciiTheme="majorHAnsi" w:eastAsiaTheme="majorEastAsia" w:hAnsiTheme="majorHAnsi" w:cstheme="majorBidi"/>
+      <w:rFonts/>
       <w:color w:val="000000" w:themeColor="text1"/>
     </w:rPr>
     <w:tblPr>
@@ -7149,7 +6985,7 @@
       <w:spacing w:after="0" w:line="240" w:lineRule="auto"/>
     </w:pPr>
     <w:rPr>
-      <w:rFonts w:asciiTheme="majorHAnsi" w:eastAsiaTheme="majorEastAsia" w:hAnsiTheme="majorHAnsi" w:cstheme="majorBidi"/>
+      <w:rFonts/>
       <w:color w:val="000000" w:themeColor="text1"/>
     </w:rPr>
     <w:tblPr>
@@ -7277,7 +7113,7 @@
       <w:spacing w:after="0" w:line="240" w:lineRule="auto"/>
     </w:pPr>
     <w:rPr>
-      <w:rFonts w:asciiTheme="majorHAnsi" w:eastAsiaTheme="majorEastAsia" w:hAnsiTheme="majorHAnsi" w:cstheme="majorBidi"/>
+      <w:rFonts/>
       <w:color w:val="000000" w:themeColor="text1"/>
     </w:rPr>
     <w:tblPr>
@@ -7916,7 +7752,7 @@
       <w:spacing w:after="0" w:line="240" w:lineRule="auto"/>
     </w:pPr>
     <w:rPr>
-      <w:rFonts w:asciiTheme="majorHAnsi" w:eastAsiaTheme="majorEastAsia" w:hAnsiTheme="majorHAnsi" w:cstheme="majorBidi"/>
+      <w:rFonts/>
       <w:color w:val="000000" w:themeColor="text1"/>
     </w:rPr>
     <w:tblPr>
@@ -8041,7 +7877,7 @@
       <w:spacing w:after="0" w:line="240" w:lineRule="auto"/>
     </w:pPr>
     <w:rPr>
-      <w:rFonts w:asciiTheme="majorHAnsi" w:eastAsiaTheme="majorEastAsia" w:hAnsiTheme="majorHAnsi" w:cstheme="majorBidi"/>
+      <w:rFonts/>
       <w:color w:val="000000" w:themeColor="text1"/>
     </w:rPr>
     <w:tblPr>
@@ -8166,7 +8002,7 @@
       <w:spacing w:after="0" w:line="240" w:lineRule="auto"/>
     </w:pPr>
     <w:rPr>
-      <w:rFonts w:asciiTheme="majorHAnsi" w:eastAsiaTheme="majorEastAsia" w:hAnsiTheme="majorHAnsi" w:cstheme="majorBidi"/>
+      <w:rFonts/>
       <w:color w:val="000000" w:themeColor="text1"/>
     </w:rPr>
     <w:tblPr>
@@ -8291,7 +8127,7 @@
       <w:spacing w:after="0" w:line="240" w:lineRule="auto"/>
     </w:pPr>
     <w:rPr>
-      <w:rFonts w:asciiTheme="majorHAnsi" w:eastAsiaTheme="majorEastAsia" w:hAnsiTheme="majorHAnsi" w:cstheme="majorBidi"/>
+      <w:rFonts/>
       <w:color w:val="000000" w:themeColor="text1"/>
     </w:rPr>
     <w:tblPr>
@@ -8416,7 +8252,7 @@
       <w:spacing w:after="0" w:line="240" w:lineRule="auto"/>
     </w:pPr>
     <w:rPr>
-      <w:rFonts w:asciiTheme="majorHAnsi" w:eastAsiaTheme="majorEastAsia" w:hAnsiTheme="majorHAnsi" w:cstheme="majorBidi"/>
+      <w:rFonts/>
       <w:color w:val="000000" w:themeColor="text1"/>
     </w:rPr>
     <w:tblPr>
@@ -8541,7 +8377,7 @@
       <w:spacing w:after="0" w:line="240" w:lineRule="auto"/>
     </w:pPr>
     <w:rPr>
-      <w:rFonts w:asciiTheme="majorHAnsi" w:eastAsiaTheme="majorEastAsia" w:hAnsiTheme="majorHAnsi" w:cstheme="majorBidi"/>
+      <w:rFonts/>
       <w:color w:val="000000" w:themeColor="text1"/>
     </w:rPr>
     <w:tblPr>
@@ -8666,7 +8502,7 @@
       <w:spacing w:after="0" w:line="240" w:lineRule="auto"/>
     </w:pPr>
     <w:rPr>
-      <w:rFonts w:asciiTheme="majorHAnsi" w:eastAsiaTheme="majorEastAsia" w:hAnsiTheme="majorHAnsi" w:cstheme="majorBidi"/>
+      <w:rFonts/>
       <w:color w:val="000000" w:themeColor="text1"/>
     </w:rPr>
     <w:tblPr>

--- a/az/discovery-articles/1.14 Şüşə istehsalı.docx
+++ b/az/discovery-articles/1.14 Şüşə istehsalı.docx
@@ -32,7 +32,7 @@
         <w:rPr>
           <w:sz w:val="20"/>
         </w:rPr>
-        <w:t>Dövr: e.ə. III–II minilliklər (Yaxın Şərqdə muncuq və qablar); sonralar Roma üfürmə şüşəsi; orta əsrlərdən müasir sənayeyə | Əsas iştirakçılar: Mesopotamiya və Misir ustaları, Roma şüşəüfürənləri, Venesiya və sonrakı sənaye istehsalçıları</w:t>
+        <w:t>Dövr: e.ə. III–II minilliklər — Yaxın Şərqdə şüşə muncuq və qabların hazırlanması; sonralar Roma dövründə şüşəüfürmənin yayılması; orta əsr emalatxanalarından müasir sənayeyədək inkişaf | Əsas iştirakçılar: Mesopotamiya və Misirin şüşə ustaları, Roma dövrünün şüşəüfürənləri, Venesiya sənətkarları və sonrakı sənaye istehsalçıları</w:t>
       </w:r>
     </w:p>
     <w:p>
@@ -40,7 +40,7 @@
         <w:widowControl/>
       </w:pPr>
       <w:r>
-        <w:t>Şüşə istehsalında qum əriməni asanlaşdıran maddələrlə birlikdə qızdırılıb əridilir, sonra soyuyaraq şəffaf bərk materiala çevrilir. Muncuq və bahalı qədəhlərdən pəncərələrə, linzalara və butulkalara uzanan bu inkişaf işıqdan istifadəni, saxlama üsullarını və elmi dəyişdi.</w:t>
+        <w:t>Şüşə hazırlamaq üçün qum əriməni asanlaşdıran maddələrlə qarışdırılıb yüksək temperaturda əridilir. Alınan kütlə soyuduqda bərkiyir və çox vaxt şəffaf olur. Əvvəlcə muncuq və bahalı qədəhlər hazırlamaq üçün işlədilən şüşədən sonralar pəncərə, linza və butulka istehsal etməyə başladılar. Bu inkişaf evlərin işıqlandırılmasına, ərzaq və mayelərin saxlanmasına, elmi tədqiqatlara yeni imkanlar açdı.</w:t>
       </w:r>
     </w:p>
     <w:p>
@@ -58,7 +58,7 @@
         <w:widowControl/>
       </w:pPr>
       <w:r>
-        <w:t>Yaxın Şərqdə e.ə. II minilliyədək ilk şüşə muncuqlar və kiçik qablar görünür.</w:t>
+        <w:t>E.ə. II minilliyə qədər Yaxın Şərqdə artıq şüşə muncuqlar və kiçik qablar hazırlanırdı.</w:t>
       </w:r>
     </w:p>
     <w:p>
@@ -67,7 +67,7 @@
         <w:widowControl/>
       </w:pPr>
       <w:r>
-        <w:t>Ehtimalən Levant–Roma dünyasında yaranan şüşəüfürmə nazik qabları daha sürətli və ucuz hazırlamağa imkan verdi.</w:t>
+        <w:t>Ehtimal ki, Şərqi Aralıq dənizində yaranıb Roma dünyasında yayılan şüşəüfürmə üsulu nazikdivarlı qabları daha tez və ucuz hazırlamağa imkan verdi.</w:t>
       </w:r>
     </w:p>
     <w:p>
@@ -76,7 +76,7 @@
         <w:widowControl/>
       </w:pPr>
       <w:r>
-        <w:t>Orta əsr və Venesiya emalatxanaları şəffaflığı, rəngi və bahalı şüşə məmulatlarını təkmilləşdirdilər.</w:t>
+        <w:t>Orta əsr emalatxanalarında, o cümlədən Venesiyada şüşənin şəffaflığı, rənglənməsi və ondan nəfis əşyalar hazırlanması üsulları təkmilləşdirildi.</w:t>
       </w:r>
     </w:p>
     <w:p>
@@ -85,7 +85,7 @@
         <w:widowControl/>
       </w:pPr>
       <w:r>
-        <w:t>Yastı pəncərə şüşəsi daş və ağac divarların qaranlıq saxladığı otaqları işıqlandırdı.</w:t>
+        <w:t>Yastı pəncərə şüşəsi daş və ağac divarlı evlərin içərisinə daha çox gün işığı düşməsinə şərait yaratdı.</w:t>
       </w:r>
     </w:p>
     <w:p>
@@ -94,7 +94,7 @@
         <w:widowControl/>
       </w:pPr>
       <w:r>
-        <w:t>Optik şüşə mikroskoplara, teleskoplara və müasir ekranlara yol açdı.</w:t>
+        <w:t>Optik şüşə mikroskopların, teleskopların və sonralar müasir ekranların hazırlanmasına yol açdı.</w:t>
       </w:r>
     </w:p>
     <w:p>
@@ -103,15 +103,7 @@
         <w:widowControl/>
       </w:pPr>
       <w:r>
-        <w:t>Bu nədir</w:t>
-      </w:r>
-    </w:p>
-    <w:p>
-      <w:pPr>
-        <w:widowControl/>
-      </w:pPr>
-      <w:r>
-        <w:t>Şüşə istehsalı silisium-dioksidlə zəngin qumu soda və ya əriməni asanlaşdıran başqa maddələrlə qızdırmaq, alınan mayeni kövrək və çox vaxt şəffaf bərk cismə çevrilməzdən əvvəl formaya salmaqdır. Muncuqlar, butulkalar, pəncərə şüşələri və linzalar bu ərintinin müxtəlif formalarıdır. Keramikadan fərqli olaraq şüşəni üfürüb nazikdivarlı qab almaq, tərkibini təmizləyərək işığı yaxşı keçirməsini təmin etmək olur. Beləcə, qum maye saxlayan və dünyanı görməyə kömək edən materiala çevrilir.</w:t>
+        <w:t>Bu nədir?</w:t>
       </w:r>
     </w:p>
     <w:p>
@@ -120,15 +112,7 @@
         <w:widowControl/>
       </w:pPr>
       <w:r>
-        <w:t>Kim kəşf edib və ya yaradıb</w:t>
-      </w:r>
-    </w:p>
-    <w:p>
-      <w:pPr>
-        <w:widowControl/>
-      </w:pPr>
-      <w:r>
-        <w:t>Şüşənin tək bir ixtiraçısı yoxdur. Mesopotamiya və Misir emalatxanaları ilk muncuqları və özək ətrafında formalaşdırılan qabları hazırlayırdı; üsullar ustalarla birlikdə yayılırdı. Şüşəüfürmə təxminən e.ə. I əsrdə Şərqi Aralıq dənizində yarandı və Roma dövründə yayıldı. Sonralar Venesiya, Bohemiya və sənaye ustaları materialın saflığını və istehsal həcmini artırdılar. Məşhur şirkətlər çox sonralar yarandı; əvvəlki bilikləri adı bilinməyən soba ustaları qoruyurdu.</w:t>
+        <w:t>Şüşənin əsas xammalı silisium-dioksidlə zəngin qumdur. Quma soda və əriməni asanlaşdıran başqa maddələr qatılır, sonra qarışıq sobada qızdırılır. Ərimiş kütləyə hələ isti ikən forma verilir. Soyuduqda isə o, bərk, kövrək və çox vaxt şəffaf materiala çevrilir.</w:t>
       </w:r>
     </w:p>
     <w:p>
@@ -137,15 +121,97 @@
         <w:widowControl/>
       </w:pPr>
       <w:r>
-        <w:t>Nə vaxt və necə yaranıb</w:t>
+        <w:t>Muncuqlar, butulkalar, pəncərə şüşələri və linzalar bu materialdan hazırlanan müxtəlif əşyalardır. Şüşəni üfürərək nazikdivarlı qab düzəltmək mümkündür. Xammalı arzuolunmaz qatışıqlardan təmizləməklə onun işığı daha yaxşı keçirməsinə də nail olmaq olur.</w:t>
       </w:r>
     </w:p>
     <w:p>
       <w:pPr>
+        <w:pStyle w:val="Heading1"/>
         <w:widowControl/>
       </w:pPr>
       <w:r>
-        <w:t>E.ə. II minilliyin ortalarında Yaxın Şərqdə bahalı şüşə əşyalar dövriyyədə idi. Roma əsrlərində üfürmə süfrə qabları daha çox yayıldı. Orta əsr Avropası və İslam dünyası soba ənənələrini davam etdirdi; Murano sonralar şəffaf şüşəsi ilə tanındı. Müasir sənayedə yayma və ərimiş metal səthində şüşə təbəqəsi alma üsulları binaları pəncərə şüşəsi ilə təmin etdi. Hər addım yanacaq, odadavamlı gil, qabarcıqlara və rəngə nəzarət tələb edirdi.</w:t>
+        <w:t>Beləliklə, adi qumdan həm maye saxlamaq, həm də ətrafı aydın görmək üçün yararlı material alınır.</w:t>
+      </w:r>
+    </w:p>
+    <w:p>
+      <w:pPr>
+        <w:pStyle w:val="Heading1"/>
+        <w:widowControl/>
+      </w:pPr>
+      <w:r>
+        <w:t>Kim yaradıb?</w:t>
+      </w:r>
+    </w:p>
+    <w:p>
+      <w:pPr>
+        <w:pStyle w:val="Heading1"/>
+        <w:widowControl/>
+      </w:pPr>
+      <w:r>
+        <w:t>Şüşənin ixtirasını bir nəfərin adı ilə bağlamaq mümkün deyil. Mesopotamiya və Misir emalatxanalarında erkən dövrlərdə muncuqlar və xüsusi özəyin ətrafına şüşə dolamaqla qablar hazırlanırdı. Ustalar bir yerdən başqa yerə getdikcə bildikləri üsullar da yayılırdı.</w:t>
+      </w:r>
+    </w:p>
+    <w:p>
+      <w:pPr>
+        <w:pStyle w:val="Heading1"/>
+        <w:widowControl/>
+      </w:pPr>
+      <w:r>
+        <w:t>Şüşəüfürmə təxminən e.ə. I əsrdə Şərqi Aralıq dənizi bölgəsində yarandı və Roma dövründə geniş yayıldı. Sonralar Venesiya və Bohemiya sənətkarları, daha sonra isə sənaye istehsalçıları şüşənin saflığını artırdılar və daha çox məmulat hazırlamağa başladılar.</w:t>
+      </w:r>
+    </w:p>
+    <w:p>
+      <w:pPr>
+        <w:pStyle w:val="Heading1"/>
+        <w:widowControl/>
+      </w:pPr>
+      <w:r>
+        <w:t>Məşhur şüşə şirkətlərinin yaranmasından çox əvvəl bu sənətin biliklərini adları bizə gəlib çatmayan soba ustaları yaşadırdı.</w:t>
+      </w:r>
+    </w:p>
+    <w:p>
+      <w:pPr>
+        <w:pStyle w:val="Heading1"/>
+        <w:widowControl/>
+      </w:pPr>
+      <w:r>
+        <w:t>Nə vaxt və necə yaranıb?</w:t>
+      </w:r>
+    </w:p>
+    <w:p>
+      <w:pPr>
+        <w:pStyle w:val="Heading1"/>
+        <w:widowControl/>
+      </w:pPr>
+      <w:r>
+        <w:t>E.ə. II minilliyin ortalarında Yaxın Şərqdə qiymətli şüşə əşyalar alınıb-satılırdı. Roma dövründə üfürmə üsulu ilə hazırlanan süfrə qabları daha geniş yayıldı.</w:t>
+      </w:r>
+    </w:p>
+    <w:p>
+      <w:pPr>
+        <w:pStyle w:val="Heading1"/>
+        <w:widowControl/>
+      </w:pPr>
+      <w:r>
+        <w:t>Orta əsrlərdə Avropanın və İslam dünyasının ustaları şüşə hazırlamaq ənənələrini davam etdirdilər. Sonralar Murano şəffaf şüşə məmulatları ilə tanındı.</w:t>
+      </w:r>
+    </w:p>
+    <w:p>
+      <w:pPr>
+        <w:pStyle w:val="Heading1"/>
+        <w:widowControl/>
+      </w:pPr>
+      <w:r>
+        <w:t>Müasir sənayedə ərimiş şüşəni yayaraq və ya ərimiş metalın səthində hamar təbəqə halına salaraq pəncərə şüşəsi hazırlamaq mümkün oldu. Bu üsullar binalar üçün çoxlu miqdarda yastı şüşə istehsalına şərait yaratdı.</w:t>
+      </w:r>
+    </w:p>
+    <w:p>
+      <w:pPr>
+        <w:pStyle w:val="Heading1"/>
+        <w:widowControl/>
+      </w:pPr>
+      <w:r>
+        <w:t>İnkişafın hər mərhələsində yanacağa, istiyədavamlı gilə və ustalığa ehtiyac vardı. Şüşənin içində qabarcıq qalmaması və istənilən rəngin alınması üçün istehsal prosesinə diqqətlə nəzarət edilməli idi.</w:t>
       </w:r>
     </w:p>
     <w:p>
@@ -159,10 +225,38 @@
     </w:p>
     <w:p>
       <w:pPr>
+        <w:pStyle w:val="Heading1"/>
         <w:widowControl/>
       </w:pPr>
       <w:r>
-        <w:t>Şüşə silisium əsaslı amorf materialdır: atomları kristallardakı kimi nizamlı düzülmür. Özlülük, gərginliyi azaltmaq üçün tədricən soyutma və qarışıqlar onun möhkəmliyini və şəffaflığını müəyyən edir. Şəffaf qablar kimyaçılara reaksiyaları görməyə, optik şüşə isə işığı sındıraraq cihazlar hazırlamağa imkan verir. Spektroskopiya, fotoqrafiya və elektronika sonralar tərkibə daha dəqiq nəzarət tələb etdi. Materialşünaslıq yaranmazdan əvvəl ustalar sobada temperaturu rəngdən qiymətləndirməyi və əriməni asanlaşdıran maddələrin nisbətini öyrənmişdilər.</w:t>
+        <w:t>Adi şüşə silisium əsaslı amorf materialdır. Yəni onun atomları kristallardakı kimi nizamlı və təkrarlanan qaydada düzülmür.</w:t>
+      </w:r>
+    </w:p>
+    <w:p>
+      <w:pPr>
+        <w:pStyle w:val="Heading1"/>
+        <w:widowControl/>
+      </w:pPr>
+      <w:r>
+        <w:t>Ərimiş şüşənin nə qədər qatı və ya axıcı olması, tərkibindəki qatışıqlar və necə soyudulması hazır məmulatın möhkəmliyinə və şəffaflığına təsir edir. Şüşəni tədricən soyutmaq onun daxilində yaranan gərginliyi azaltmağa kömək edir.</w:t>
+      </w:r>
+    </w:p>
+    <w:p>
+      <w:pPr>
+        <w:pStyle w:val="Heading1"/>
+        <w:widowControl/>
+      </w:pPr>
+      <w:r>
+        <w:t>Şəffaf qablar kimyaçılara qabın içində gedən reaksiyanı görmək imkanı verdi. Optik şüşədən hazırlanan linzalar isə işığı sındıraraq müxtəlif cihazlar düzəltməyə şərait yaratdı. Sonralar işığın spektrini araşdıran spektroskopiya, fotoqrafiya və elektronika üçün şüşənin tərkibini daha dəqiq tənzimləmək lazım gəldi.</w:t>
+      </w:r>
+    </w:p>
+    <w:p>
+      <w:pPr>
+        <w:pStyle w:val="Heading1"/>
+        <w:widowControl/>
+      </w:pPr>
+      <w:r>
+        <w:t>Materialşünaslıq bir elm kimi yaranmazdan əvvəl də ustalar sobanın hərarətini közərmə rəngindən təxmin edir, qarışığa nə qədər əridici maddə qatmağı təcrübə ilə öyrənirdilər.</w:t>
       </w:r>
     </w:p>
     <w:p>
@@ -176,10 +270,11 @@
     </w:p>
     <w:p>
       <w:pPr>
+        <w:pStyle w:val="Heading1"/>
         <w:widowControl/>
       </w:pPr>
       <w:r>
-        <w:t>Pəncərələr memarlığı dəyişdi, butulkalar ərzaq və dərmanların geniş yayılmasına, linzalar optikanın inkişafına imkan verdi. Laboratoriya şüşə qabları müasir kimyada müşahidəni və təcrübələrin təkrarını asanlaşdırdı. Optik liflər və ekranlar həmin ərintinin uzaq davamçılarıdır. Emal edilə bilən şüşə olmasaydı, bir çox elmi və məişət texnologiyası yalnız qeyri-şəffaf gil və metalın imkanları ilə məhdudlaşardı.</w:t>
+        <w:t>Pəncərə şüşəsi memarlığı dəyişdirdi. Butulkalar ərzaq məhsullarını və dərmanları saxlamağı, daşımağı və daha geniş yaymağı asanlaşdırdı. Linzalar isə optikanın inkişafına yol açdı.</w:t>
       </w:r>
     </w:p>
     <w:p>
@@ -188,15 +283,52 @@
         <w:widowControl/>
       </w:pPr>
       <w:r>
-        <w:t>İnsan həyatını necə dəyişib</w:t>
+        <w:t>Laboratoriya şüşə qabları kimyəvi reaksiyaları müşahidə etməyə və təcrübələri eyni şərtlərlə təkrarlamağa kömək etdi. Müasir optik liflər və ekranlarda işlədilən şüşə də bu uzun inkişafın davamıdır.</w:t>
       </w:r>
     </w:p>
     <w:p>
       <w:pPr>
+        <w:pStyle w:val="Heading1"/>
         <w:widowControl/>
       </w:pPr>
       <w:r>
-        <w:t>İnsanlar şərabı, dərmanı və yağı içi görünən qablarda saxlaya, yağışı içəri buraxmadan otağa işıq sala bildilər. Ucuz butulka və pəncərə şüşəsi əvvəllər saraylara məxsus rahatlığı geniş əhaliyə çatdırdı. Şüşə iti tullantılar və ağır soba əməyi də yaratdı. Yenə də hər dəfə pəncərədən və ya eynək linzasından baxanda qədim soba sənətinin nəticəsindən istifadə edirik.</w:t>
+        <w:t>Şüşəyə forma vermək mümkün olmasaydı, bir çox elmi cihazın və məişət əşyasının hazırlanmasında yalnız qeyri-şəffaf gil və metalın imkanları ilə kifayətlənmək lazım gələrdi.</w:t>
+      </w:r>
+    </w:p>
+    <w:p>
+      <w:pPr>
+        <w:pStyle w:val="Heading1"/>
+        <w:widowControl/>
+      </w:pPr>
+      <w:r>
+        <w:t>İnsan həyatını necə dəyişib?</w:t>
+      </w:r>
+    </w:p>
+    <w:p>
+      <w:pPr>
+        <w:pStyle w:val="Heading1"/>
+        <w:widowControl/>
+      </w:pPr>
+      <w:r>
+        <w:t>Şüşə insanlara şərabı, dərmanı və yağı içərisi görünən qablarda saxlamağa imkan verdi. Pəncərələrdən otağa işıq düşür, yağış isə içəri keçmirdi. Butulka və pəncərə şüşəsi ucuzlaşdıqca əvvəllər əsasən saraylarda rast gəlinən rahatlıq adi evlərdə də mümkün oldu.</w:t>
+      </w:r>
+    </w:p>
+    <w:p>
+      <w:pPr>
+        <w:pStyle w:val="Heading1"/>
+        <w:widowControl/>
+      </w:pPr>
+      <w:r>
+        <w:t>Bununla yanaşı, şüşə istehsalı qızmar sobalar qarşısında ağır zəhmət tələb edirdi. Sınıq şüşələrin iti kənarları da təhlükə yaradırdı.</w:t>
+      </w:r>
+    </w:p>
+    <w:p>
+      <w:pPr>
+        <w:pStyle w:val="Heading1"/>
+        <w:widowControl/>
+      </w:pPr>
+      <w:r>
+        <w:t>Bu gün hər dəfə pəncərədən və ya eynəkdən baxanda minilliklər əvvəl soba başında qazanılmış təcrübənin bəhrəsindən yararlanırıq.</w:t>
       </w:r>
     </w:p>
     <w:p>
@@ -217,7 +349,7 @@
         <w:rPr>
           <w:sz w:val="20"/>
         </w:rPr>
-        <w:t>A Kitablar və əsas elmi əsərlər</w:t>
+        <w:t>Kitablar və əsas elmi əsərlər</w:t>
       </w:r>
     </w:p>
     <w:p>
@@ -240,7 +372,7 @@
         <w:rPr>
           <w:sz w:val="20"/>
         </w:rPr>
-        <w:t>C Qurumların materialları və ensiklopedik mənbələr</w:t>
+        <w:t>Qurumların materialları və ensiklopedik mənbələr</w:t>
       </w:r>
     </w:p>
     <w:p>
@@ -300,7 +432,7 @@
         <w:rPr>
           <w:sz w:val="20"/>
         </w:rPr>
-        <w:t>D Muzey arxiv və kitabxana materialları</w:t>
+        <w:t>Muzey arxiv və kitabxana materialları</w:t>
       </w:r>
     </w:p>
     <w:p>
